--- a/src/tex2docx/data/reference.docx
+++ b/src/tex2docx/data/reference.docx
@@ -658,7 +658,10 @@
     <w:basedOn w:val="Normal"/>
     <w:next w:val="Bibliography"/>
     <w:qFormat/>
-    <w:pPr/>
+    <w:pPr>
+      <w:spacing w:before="0" w:after="120"/>
+      <w:ind w:left="720" w:hanging="720"/>
+    </w:pPr>
     <w:rPr/>
   </w:style>
   <w:style w:type="paragraph" w:styleId="Heading1">
